--- a/courseware/LP-Create Powerpoint Infographics with AI.docx
+++ b/courseware/LP-Create Powerpoint Infographics with AI.docx
@@ -179,7 +179,7 @@
           <w:color w:val="1F6FEB"/>
           <w:sz w:val="24"/>
         </w:rPr>
-        <w:t>Version 6.0</w:t>
+        <w:t>Version 6.1</w:t>
       </w:r>
     </w:p>
     <w:p>
@@ -515,6 +515,64 @@
           </w:p>
         </w:tc>
       </w:tr>
+      <w:tr>
+        <w:tc>
+          <w:tcPr>
+            <w:tcW w:type="dxa" w:w="2160"/>
+          </w:tcPr>
+          <w:p>
+            <w:r/>
+            <w:r>
+              <w:rPr>
+                <w:sz w:val="19"/>
+              </w:rPr>
+              <w:t>6.1</w:t>
+            </w:r>
+          </w:p>
+        </w:tc>
+        <w:tc>
+          <w:tcPr>
+            <w:tcW w:type="dxa" w:w="2160"/>
+          </w:tcPr>
+          <w:p>
+            <w:r/>
+            <w:r>
+              <w:rPr>
+                <w:sz w:val="19"/>
+              </w:rPr>
+              <w:t>5 September 2026</w:t>
+            </w:r>
+          </w:p>
+        </w:tc>
+        <w:tc>
+          <w:tcPr>
+            <w:tcW w:type="dxa" w:w="2160"/>
+          </w:tcPr>
+          <w:p>
+            <w:r/>
+            <w:r>
+              <w:rPr>
+                <w:sz w:val="19"/>
+              </w:rPr>
+              <w:t>Aligned the schedule and facilitation notes to the three approved topic titles without changing the registered outcomes or assessment instruments.</w:t>
+            </w:r>
+          </w:p>
+        </w:tc>
+        <w:tc>
+          <w:tcPr>
+            <w:tcW w:type="dxa" w:w="2160"/>
+          </w:tcPr>
+          <w:p>
+            <w:r/>
+            <w:r>
+              <w:rPr>
+                <w:sz w:val="19"/>
+              </w:rPr>
+              <w:t>Tertiary Infotech Academy Pte Ltd</w:t>
+            </w:r>
+          </w:p>
+        </w:tc>
+      </w:tr>
     </w:tbl>
     <w:p>
       <w:r>
@@ -626,7 +684,7 @@
         </w:rPr>
         <w:t>Topic-by-Topic Facilitation Notes</w:t>
         <w:tab/>
-        <w:t>6</w:t>
+        <w:t>7</w:t>
       </w:r>
     </w:p>
     <w:p>
@@ -644,27 +702,7 @@
           <w:color w:val="333333"/>
           <w:sz w:val="21"/>
         </w:rPr>
-        <w:t>LU1 — Introduction to Infographics · Slide 16</w:t>
-        <w:tab/>
-        <w:t>6</w:t>
-      </w:r>
-    </w:p>
-    <w:p>
-      <w:pPr>
-        <w:tabs>
-          <w:tab w:pos="9072" w:val="right" w:leader="dot"/>
-        </w:tabs>
-        <w:spacing w:after="60"/>
-        <w:ind w:left="432"/>
-      </w:pPr>
-      <w:r>
-        <w:rPr>
-          <w:rFonts w:ascii="Arial" w:hAnsi="Arial"/>
-          <w:b w:val="0"/>
-          <w:color w:val="333333"/>
-          <w:sz w:val="21"/>
-        </w:rPr>
-        <w:t>LU2 — Create Infographics in PowerPoint · Slide 43</w:t>
+        <w:t>LU1 — AI-Assisted Infographic Planning and Data Insights · Slide 16</w:t>
         <w:tab/>
         <w:t>7</w:t>
       </w:r>
@@ -684,7 +722,27 @@
           <w:color w:val="333333"/>
           <w:sz w:val="21"/>
         </w:rPr>
-        <w:t>LU3 — Review Infographics · Slide 101</w:t>
+        <w:t>LU2 — Creating PowerPoint Infographics with AI · Slide 43</w:t>
+        <w:tab/>
+        <w:t>8</w:t>
+      </w:r>
+    </w:p>
+    <w:p>
+      <w:pPr>
+        <w:tabs>
+          <w:tab w:pos="9072" w:val="right" w:leader="dot"/>
+        </w:tabs>
+        <w:spacing w:after="60"/>
+        <w:ind w:left="432"/>
+      </w:pPr>
+      <w:r>
+        <w:rPr>
+          <w:rFonts w:ascii="Arial" w:hAnsi="Arial"/>
+          <w:b w:val="0"/>
+          <w:color w:val="333333"/>
+          <w:sz w:val="21"/>
+        </w:rPr>
+        <w:t>LU3 — Evaluating and Presenting Infographics for Business Impact · Slide 101</w:t>
         <w:tab/>
         <w:t>9</w:t>
       </w:r>
@@ -1221,7 +1279,7 @@
           </w:tcPr>
           <w:p>
             <w:r>
-              <w:t>LU1 foundations and Activity 1 — Interpret a Statistical KPI Infographic</w:t>
+              <w:t>Topic 1: AI-Assisted Infographic Planning and Data Insights and Activity 1 — Interpret a Statistical KPI Infographic</w:t>
             </w:r>
           </w:p>
         </w:tc>
@@ -1396,7 +1454,7 @@
           </w:tcPr>
           <w:p>
             <w:r>
-              <w:t>LU2 foundations and Activity 3 — Create a Timeline Infographic with Microsoft 365 Copilot</w:t>
+              <w:t>Topic 2: Creating PowerPoint Infographics with AI and Activity 3 — Create a Timeline Infographic with Microsoft 365 Copilot</w:t>
             </w:r>
           </w:p>
         </w:tc>
@@ -1801,7 +1859,7 @@
           </w:tcPr>
           <w:p>
             <w:r>
-              <w:t>LU3 review, Activity 7 — Create and Review a Stakeholder Mind Map Infographic, and Activity 8 — Create a Resource Scorecard Infographic</w:t>
+              <w:t>Topic 3: Evaluating and Presenting Infographics for Business Impact, Activity 7 — Create and Review a Stakeholder Mind Map Infographic, and Activity 8 — Create a Resource Scorecard Infographic</w:t>
             </w:r>
           </w:p>
         </w:tc>
@@ -2027,11 +2085,16 @@
       </w:r>
     </w:p>
     <w:p>
+      <w:r>
+        <w:t>Facilitation for all activities: use the deck scenario and visual examples; learners follow the detailed Learner Guide and activity folder. Debrief against the acceptance check, not personal taste.</w:t>
+      </w:r>
+    </w:p>
+    <w:p>
       <w:pPr>
         <w:pStyle w:val="Heading2"/>
       </w:pPr>
       <w:r>
-        <w:t>LU1 — Introduction to Infographics · Slide 16</w:t>
+        <w:t>LU1 — AI-Assisted Infographic Planning and Data Insights · Slide 16</w:t>
       </w:r>
     </w:p>
     <w:p>
@@ -2052,7 +2115,7 @@
         <w:pStyle w:val="ListBullet"/>
       </w:pPr>
       <w:r>
-        <w:t>Chronology, timeline, process, comparison, statistical, mind-map, numerical and hierarchical formats answer different questions.</w:t>
+        <w:t>Chronology, timeline, process, comparison, statistical, mind map, numerical and hierarchical formats answer different questions.</w:t>
       </w:r>
     </w:p>
     <w:p>
@@ -2090,11 +2153,6 @@
       </w:r>
     </w:p>
     <w:p>
-      <w:r>
-        <w:t>Facilitation: teach the theory and visual examples first. Introduce the scenario from the deck; learners follow the detailed procedure in the Learner Guide and self-contained activity folder. Debrief against the acceptance check, not personal taste.</w:t>
-      </w:r>
-    </w:p>
-    <w:p>
       <w:pPr>
         <w:pStyle w:val="Heading3"/>
       </w:pPr>
@@ -2114,7 +2172,7 @@
     </w:p>
     <w:p>
       <w:r>
-        <w:t>Facilitation: teach the theory and visual examples first. Introduce the scenario from the deck; learners follow the detailed procedure in the Learner Guide and self-contained activity folder. Debrief against the acceptance check, not personal taste.</w:t>
+        <w:br w:type="page"/>
       </w:r>
     </w:p>
     <w:p>
@@ -2122,7 +2180,7 @@
         <w:pStyle w:val="Heading2"/>
       </w:pPr>
       <w:r>
-        <w:t>LU2 — Create Infographics in PowerPoint · Slide 43</w:t>
+        <w:t>LU2 — Creating PowerPoint Infographics with AI · Slide 43</w:t>
       </w:r>
     </w:p>
     <w:p>
@@ -2181,11 +2239,6 @@
       </w:r>
     </w:p>
     <w:p>
-      <w:r>
-        <w:t>Facilitation: teach the theory and visual examples first. Introduce the scenario from the deck; learners follow the detailed procedure in the Learner Guide and self-contained activity folder. Debrief against the acceptance check, not personal taste.</w:t>
-      </w:r>
-    </w:p>
-    <w:p>
       <w:pPr>
         <w:pStyle w:val="Heading3"/>
       </w:pPr>
@@ -2204,11 +2257,6 @@
       </w:r>
     </w:p>
     <w:p>
-      <w:r>
-        <w:t>Facilitation: teach the theory and visual examples first. Introduce the scenario from the deck; learners follow the detailed procedure in the Learner Guide and self-contained activity folder. Debrief against the acceptance check, not personal taste.</w:t>
-      </w:r>
-    </w:p>
-    <w:p>
       <w:pPr>
         <w:pStyle w:val="Heading3"/>
       </w:pPr>
@@ -2224,11 +2272,6 @@
     <w:p>
       <w:r>
         <w:t>Method: Case study / guided workshop · Duration: 45 minutes · Output: A Copilot analysis log, verified formula workbook, comparison infographic and annotated decision slide.</w:t>
-      </w:r>
-    </w:p>
-    <w:p>
-      <w:r>
-        <w:t>Facilitation: teach the theory and visual examples first. Introduce the scenario from the deck; learners follow the detailed procedure in the Learner Guide and self-contained activity folder. Debrief against the acceptance check, not personal taste.</w:t>
       </w:r>
     </w:p>
     <w:p>
@@ -2251,7 +2294,7 @@
     </w:p>
     <w:p>
       <w:r>
-        <w:t>Facilitation: teach the theory and visual examples first. Introduce the scenario from the deck; learners follow the detailed procedure in the Learner Guide and self-contained activity folder. Debrief against the acceptance check, not personal taste.</w:t>
+        <w:br w:type="page"/>
       </w:r>
     </w:p>
     <w:p>
@@ -2259,7 +2302,7 @@
         <w:pStyle w:val="Heading2"/>
       </w:pPr>
       <w:r>
-        <w:t>LU3 — Review Infographics · Slide 101</w:t>
+        <w:t>LU3 — Evaluating and Presenting Infographics for Business Impact · Slide 101</w:t>
       </w:r>
     </w:p>
     <w:p>
@@ -2318,11 +2361,6 @@
       </w:r>
     </w:p>
     <w:p>
-      <w:r>
-        <w:t>Facilitation: teach the theory and visual examples first. Introduce the scenario from the deck; learners follow the detailed procedure in the Learner Guide and self-contained activity folder. Debrief against the acceptance check, not personal taste.</w:t>
-      </w:r>
-    </w:p>
-    <w:p>
       <w:pPr>
         <w:pStyle w:val="Heading3"/>
       </w:pPr>
@@ -2338,11 +2376,6 @@
     <w:p>
       <w:r>
         <w:t>Method: Case study / guided workshop · Duration: 30 minutes · Output: A weighted resource-scorecard infographic and one-page workflow recommendation.</w:t>
-      </w:r>
-    </w:p>
-    <w:p>
-      <w:r>
-        <w:t>Facilitation: teach the theory and visual examples first. Introduce the scenario from the deck; learners follow the detailed procedure in the Learner Guide and self-contained activity folder. Debrief against the acceptance check, not personal taste.</w:t>
       </w:r>
     </w:p>
     <w:p>

--- a/courseware/LP-Create Powerpoint Infographics with AI.docx
+++ b/courseware/LP-Create Powerpoint Infographics with AI.docx
@@ -179,7 +179,7 @@
           <w:color w:val="1F6FEB"/>
           <w:sz w:val="24"/>
         </w:rPr>
-        <w:t>Version 6.1</w:t>
+        <w:t>Version 6.2</w:t>
       </w:r>
     </w:p>
     <w:p>
@@ -573,6 +573,64 @@
           </w:p>
         </w:tc>
       </w:tr>
+      <w:tr>
+        <w:tc>
+          <w:tcPr>
+            <w:tcW w:type="dxa" w:w="2160"/>
+          </w:tcPr>
+          <w:p>
+            <w:r/>
+            <w:r>
+              <w:rPr>
+                <w:sz w:val="19"/>
+              </w:rPr>
+              <w:t>6.2</w:t>
+            </w:r>
+          </w:p>
+        </w:tc>
+        <w:tc>
+          <w:tcPr>
+            <w:tcW w:type="dxa" w:w="2160"/>
+          </w:tcPr>
+          <w:p>
+            <w:r/>
+            <w:r>
+              <w:rPr>
+                <w:sz w:val="19"/>
+              </w:rPr>
+              <w:t>5 September 2026</w:t>
+            </w:r>
+          </w:p>
+        </w:tc>
+        <w:tc>
+          <w:tcPr>
+            <w:tcW w:type="dxa" w:w="2160"/>
+          </w:tcPr>
+          <w:p>
+            <w:r/>
+            <w:r>
+              <w:rPr>
+                <w:sz w:val="19"/>
+              </w:rPr>
+              <w:t>Added secure Microsoft 365 Premium training-account allocation, Copilot infographic access and sign-out guidance; credentials remain trainer-issued and private.</w:t>
+            </w:r>
+          </w:p>
+        </w:tc>
+        <w:tc>
+          <w:tcPr>
+            <w:tcW w:type="dxa" w:w="2160"/>
+          </w:tcPr>
+          <w:p>
+            <w:r/>
+            <w:r>
+              <w:rPr>
+                <w:sz w:val="19"/>
+              </w:rPr>
+              <w:t>Tertiary Infotech Academy Pte Ltd</w:t>
+            </w:r>
+          </w:p>
+        </w:tc>
+      </w:tr>
     </w:tbl>
     <w:p>
       <w:r>
@@ -702,7 +760,7 @@
           <w:color w:val="333333"/>
           <w:sz w:val="21"/>
         </w:rPr>
-        <w:t>LU1 — AI-Assisted Infographic Planning and Data Insights · Slide 16</w:t>
+        <w:t>LU1 — AI-Assisted Infographic Planning and Data Insights · Slide 17</w:t>
         <w:tab/>
         <w:t>7</w:t>
       </w:r>
@@ -722,9 +780,9 @@
           <w:color w:val="333333"/>
           <w:sz w:val="21"/>
         </w:rPr>
-        <w:t>LU2 — Creating PowerPoint Infographics with AI · Slide 43</w:t>
+        <w:t>LU2 — Creating PowerPoint Infographics with AI · Slide 44</w:t>
         <w:tab/>
-        <w:t>8</w:t>
+        <w:t>9</w:t>
       </w:r>
     </w:p>
     <w:p>
@@ -742,9 +800,9 @@
           <w:color w:val="333333"/>
           <w:sz w:val="21"/>
         </w:rPr>
-        <w:t>LU3 — Evaluating and Presenting Infographics for Business Impact · Slide 101</w:t>
+        <w:t>LU3 — Evaluating and Presenting Infographics for Business Impact · Slide 102</w:t>
         <w:tab/>
-        <w:t>9</w:t>
+        <w:t>10</w:t>
       </w:r>
     </w:p>
     <w:p>
@@ -763,7 +821,7 @@
         </w:rPr>
         <w:t>Resources and Trainer Preparation</w:t>
         <w:tab/>
-        <w:t>10</w:t>
+        <w:t>11</w:t>
       </w:r>
     </w:p>
     <w:p>
@@ -966,7 +1024,7 @@
           </w:tcPr>
           <w:p>
             <w:r>
-              <w:t>Visual teaching, twelve workplace infographic demonstrations, Microsoft 365 Copilot prompting, guided PowerPoint practice, data verification, peer coaching and reflection</w:t>
+              <w:t>Visual teaching, twelve workplace infographic demonstrations, secure Microsoft 365 training-account onboarding, Copilot prompting, guided PowerPoint practice, data verification, peer coaching and reflection</w:t>
             </w:r>
           </w:p>
         </w:tc>
@@ -992,7 +1050,7 @@
           </w:tcPr>
           <w:p>
             <w:r>
-              <w:t>PowerPoint, Excel, internet access, projector, approved Microsoft 365 account and Microsoft 365 Copilot infographic access where available</w:t>
+              <w:t>PowerPoint, Excel, internet access, projector, trainer-assigned Microsoft 365 Premium account and Microsoft 365 Copilot infographic access where available</w:t>
             </w:r>
           </w:p>
         </w:tc>
@@ -1219,7 +1277,7 @@
           </w:tcPr>
           <w:p>
             <w:r>
-              <w:t>Welcome, digital attendance, trainer profiles, outcomes and assessment briefing</w:t>
+              <w:t>Welcome, digital attendance, trainer profiles, outcomes, assessment briefing and secure Microsoft 365 Premium access</w:t>
             </w:r>
           </w:p>
         </w:tc>
@@ -1241,7 +1299,7 @@
           </w:tcPr>
           <w:p>
             <w:r>
-              <w:t>Slides 10–12</w:t>
+              <w:t>Slides 10–16</w:t>
             </w:r>
           </w:p>
         </w:tc>
@@ -1301,7 +1359,7 @@
           </w:tcPr>
           <w:p>
             <w:r>
-              <w:t>Slides 16–30</w:t>
+              <w:t>Slides 17–31</w:t>
             </w:r>
           </w:p>
         </w:tc>
@@ -1416,7 +1474,7 @@
           </w:tcPr>
           <w:p>
             <w:r>
-              <w:t>Slide 38</w:t>
+              <w:t>Slide 39</w:t>
             </w:r>
           </w:p>
         </w:tc>
@@ -1476,7 +1534,7 @@
           </w:tcPr>
           <w:p>
             <w:r>
-              <w:t>Slides 43–72</w:t>
+              <w:t>Slides 44–73</w:t>
             </w:r>
           </w:p>
         </w:tc>
@@ -1591,7 +1649,7 @@
           </w:tcPr>
           <w:p>
             <w:r>
-              <w:t>Slides 72–80</w:t>
+              <w:t>Slides 73–81</w:t>
             </w:r>
           </w:p>
         </w:tc>
@@ -1706,7 +1764,7 @@
           </w:tcPr>
           <w:p>
             <w:r>
-              <w:t>Slide 88</w:t>
+              <w:t>Slide 89</w:t>
             </w:r>
           </w:p>
         </w:tc>
@@ -1761,7 +1819,7 @@
           </w:tcPr>
           <w:p>
             <w:r>
-              <w:t>Slide 96</w:t>
+              <w:t>Slide 97</w:t>
             </w:r>
           </w:p>
         </w:tc>
@@ -1881,7 +1939,7 @@
           </w:tcPr>
           <w:p>
             <w:r>
-              <w:t>Slides 101–121</w:t>
+              <w:t>Slides 102–122</w:t>
             </w:r>
           </w:p>
         </w:tc>
@@ -1941,7 +1999,7 @@
           </w:tcPr>
           <w:p>
             <w:r>
-              <w:t>Slides 133–135</w:t>
+              <w:t>Slides 134–136</w:t>
             </w:r>
           </w:p>
         </w:tc>
@@ -2061,7 +2119,7 @@
           </w:tcPr>
           <w:p>
             <w:r>
-              <w:t>Slide 133</w:t>
+              <w:t>Slide 134</w:t>
             </w:r>
           </w:p>
         </w:tc>
@@ -2094,7 +2152,7 @@
         <w:pStyle w:val="Heading2"/>
       </w:pPr>
       <w:r>
-        <w:t>LU1 — AI-Assisted Infographic Planning and Data Insights · Slide 16</w:t>
+        <w:t>LU1 — AI-Assisted Infographic Planning and Data Insights · Slide 17</w:t>
       </w:r>
     </w:p>
     <w:p>
@@ -2139,7 +2197,7 @@
         <w:pStyle w:val="Heading3"/>
       </w:pPr>
       <w:r>
-        <w:t>Activity 1 — Interpret a Statistical KPI Infographic · Slide 30</w:t>
+        <w:t>Activity 1 — Interpret a Statistical KPI Infographic · Slide 31</w:t>
       </w:r>
     </w:p>
     <w:p>
@@ -2157,7 +2215,7 @@
         <w:pStyle w:val="Heading3"/>
       </w:pPr>
       <w:r>
-        <w:t>Activity 2 — Design a Comparison Infographic Brief · Slide 38</w:t>
+        <w:t>Activity 2 — Design a Comparison Infographic Brief · Slide 39</w:t>
       </w:r>
     </w:p>
     <w:p>
@@ -2180,7 +2238,7 @@
         <w:pStyle w:val="Heading2"/>
       </w:pPr>
       <w:r>
-        <w:t>LU2 — Creating PowerPoint Infographics with AI · Slide 43</w:t>
+        <w:t>LU2 — Creating PowerPoint Infographics with AI · Slide 44</w:t>
       </w:r>
     </w:p>
     <w:p>
@@ -2225,7 +2283,7 @@
         <w:pStyle w:val="Heading3"/>
       </w:pPr>
       <w:r>
-        <w:t>Activity 3 — Create a Timeline Infographic with Microsoft 365 Copilot · Slide 72</w:t>
+        <w:t>Activity 3 — Create a Timeline Infographic with Microsoft 365 Copilot · Slide 73</w:t>
       </w:r>
     </w:p>
     <w:p>
@@ -2243,7 +2301,7 @@
         <w:pStyle w:val="Heading3"/>
       </w:pPr>
       <w:r>
-        <w:t>Activity 4 — Create a Process Infographic with Microsoft 365 Copilot · Slide 80</w:t>
+        <w:t>Activity 4 — Create a Process Infographic with Microsoft 365 Copilot · Slide 81</w:t>
       </w:r>
     </w:p>
     <w:p>
@@ -2261,7 +2319,7 @@
         <w:pStyle w:val="Heading3"/>
       </w:pPr>
       <w:r>
-        <w:t>Activity 5 — Create a Comparison Data Story with Copilot and PowerPoint · Slide 88</w:t>
+        <w:t>Activity 5 — Create a Comparison Data Story with Copilot and PowerPoint · Slide 89</w:t>
       </w:r>
     </w:p>
     <w:p>
@@ -2279,7 +2337,7 @@
         <w:pStyle w:val="Heading3"/>
       </w:pPr>
       <w:r>
-        <w:t>Activity 6 — Create a Hierarchy Infographic with Microsoft 365 Copilot · Slide 96</w:t>
+        <w:t>Activity 6 — Create a Hierarchy Infographic with Microsoft 365 Copilot · Slide 97</w:t>
       </w:r>
     </w:p>
     <w:p>
@@ -2302,7 +2360,7 @@
         <w:pStyle w:val="Heading2"/>
       </w:pPr>
       <w:r>
-        <w:t>LU3 — Evaluating and Presenting Infographics for Business Impact · Slide 101</w:t>
+        <w:t>LU3 — Evaluating and Presenting Infographics for Business Impact · Slide 102</w:t>
       </w:r>
     </w:p>
     <w:p>
@@ -2347,7 +2405,7 @@
         <w:pStyle w:val="Heading3"/>
       </w:pPr>
       <w:r>
-        <w:t>Activity 7 — Create and Review a Stakeholder Mind Map Infographic · Slide 112</w:t>
+        <w:t>Activity 7 — Create and Review a Stakeholder Mind Map Infographic · Slide 113</w:t>
       </w:r>
     </w:p>
     <w:p>
@@ -2365,7 +2423,7 @@
         <w:pStyle w:val="Heading3"/>
       </w:pPr>
       <w:r>
-        <w:t>Activity 8 — Create a Resource Scorecard Infographic · Slide 121</w:t>
+        <w:t>Activity 8 — Create a Resource Scorecard Infographic · Slide 122</w:t>
       </w:r>
     </w:p>
     <w:p>
